--- a/output/m1-presentation-test-case/02_Filled_T01_Indoor_Performance_Template.docx
+++ b/output/m1-presentation-test-case/02_Filled_T01_Indoor_Performance_Template.docx
@@ -2184,7 +2184,7 @@
                 <w:szCs w:val="19"/>
                 <w:rtl w:val="0"/>
               </w:rPr>
-              <w:t>2026-10-24 08:00</w:t>
+              <w:t>2026-09-30 08:00</w:t>
             </w:r>
           </w:p>
           <w:p>
@@ -2215,7 +2215,7 @@
                 <w:szCs w:val="19"/>
                 <w:rtl w:val="0"/>
               </w:rPr>
-              <w:t>2026-10-24 11:00</w:t>
+              <w:t>2026-09-30 11:00</w:t>
             </w:r>
           </w:p>
           <w:p>
@@ -2246,7 +2246,7 @@
                 <w:szCs w:val="19"/>
                 <w:rtl w:val="0"/>
               </w:rPr>
-              <w:t>2026-10-24 19:00</w:t>
+              <w:t>2026-09-30 19:00</w:t>
             </w:r>
           </w:p>
         </w:tc>
